--- a/artifacts/CORE-05/build/internal-policy-library-remote-work-policy.docx
+++ b/artifacts/CORE-05/build/internal-policy-library-remote-work-policy.docx
@@ -8,15 +8,6 @@
         <w:pStyle w:val="Heading1"/>
       </w:pPr>
       <w:r>
-        <w:rPr>
-          <w:rStyle w:val="SectionNumber"/>
-        </w:rPr>
-        <w:t xml:space="preserve">1</w:t>
-      </w:r>
-      <w:r>
-        <w:tab/>
-      </w:r>
-      <w:r>
         <w:t xml:space="preserve">Remote Work Policy</w:t>
       </w:r>
     </w:p>
@@ -25,15 +16,6 @@
       <w:pPr>
         <w:pStyle w:val="Heading2"/>
       </w:pPr>
-      <w:r>
-        <w:rPr>
-          <w:rStyle w:val="SectionNumber"/>
-        </w:rPr>
-        <w:t xml:space="preserve">1.1</w:t>
-      </w:r>
-      <w:r>
-        <w:tab/>
-      </w:r>
       <w:r>
         <w:t xml:space="preserve">Document Control</w:t>
       </w:r>
@@ -323,15 +305,6 @@
         <w:pStyle w:val="Heading2"/>
       </w:pPr>
       <w:r>
-        <w:rPr>
-          <w:rStyle w:val="SectionNumber"/>
-        </w:rPr>
-        <w:t xml:space="preserve">1.2</w:t>
-      </w:r>
-      <w:r>
-        <w:tab/>
-      </w:r>
-      <w:r>
         <w:t xml:space="preserve">1. Purpose</w:t>
       </w:r>
     </w:p>
@@ -358,15 +331,6 @@
         <w:pStyle w:val="Heading2"/>
       </w:pPr>
       <w:r>
-        <w:rPr>
-          <w:rStyle w:val="SectionNumber"/>
-        </w:rPr>
-        <w:t xml:space="preserve">1.3</w:t>
-      </w:r>
-      <w:r>
-        <w:tab/>
-      </w:r>
-      <w:r>
         <w:t xml:space="preserve">2. Scope</w:t>
       </w:r>
     </w:p>
@@ -383,15 +347,6 @@
       <w:pPr>
         <w:pStyle w:val="Heading3"/>
       </w:pPr>
-      <w:r>
-        <w:rPr>
-          <w:rStyle w:val="SectionNumber"/>
-        </w:rPr>
-        <w:t xml:space="preserve">1.3.1</w:t>
-      </w:r>
-      <w:r>
-        <w:tab/>
-      </w:r>
       <w:r>
         <w:t xml:space="preserve">2.1 Definitions</w:t>
       </w:r>
@@ -494,15 +449,6 @@
         <w:pStyle w:val="Heading2"/>
       </w:pPr>
       <w:r>
-        <w:rPr>
-          <w:rStyle w:val="SectionNumber"/>
-        </w:rPr>
-        <w:t xml:space="preserve">1.4</w:t>
-      </w:r>
-      <w:r>
-        <w:tab/>
-      </w:r>
-      <w:r>
         <w:t xml:space="preserve">3. Eligibility</w:t>
       </w:r>
     </w:p>
@@ -561,15 +507,6 @@
         <w:pStyle w:val="Heading2"/>
       </w:pPr>
       <w:r>
-        <w:rPr>
-          <w:rStyle w:val="SectionNumber"/>
-        </w:rPr>
-        <w:t xml:space="preserve">1.5</w:t>
-      </w:r>
-      <w:r>
-        <w:tab/>
-      </w:r>
-      <w:r>
         <w:t xml:space="preserve">4. Hybrid Expectations</w:t>
       </w:r>
     </w:p>
@@ -652,15 +589,6 @@
         <w:pStyle w:val="Heading2"/>
       </w:pPr>
       <w:r>
-        <w:rPr>
-          <w:rStyle w:val="SectionNumber"/>
-        </w:rPr>
-        <w:t xml:space="preserve">1.6</w:t>
-      </w:r>
-      <w:r>
-        <w:tab/>
-      </w:r>
-      <w:r>
         <w:t xml:space="preserve">5. Approved Work Locations</w:t>
       </w:r>
     </w:p>
@@ -718,15 +646,6 @@
         <w:pStyle w:val="Heading3"/>
       </w:pPr>
       <w:r>
-        <w:rPr>
-          <w:rStyle w:val="SectionNumber"/>
-        </w:rPr>
-        <w:t xml:space="preserve">1.6.1</w:t>
-      </w:r>
-      <w:r>
-        <w:tab/>
-      </w:r>
-      <w:r>
         <w:t xml:space="preserve">5.1 Out-of-State Work</w:t>
       </w:r>
     </w:p>
@@ -744,15 +663,6 @@
       <w:pPr>
         <w:pStyle w:val="Heading3"/>
       </w:pPr>
-      <w:r>
-        <w:rPr>
-          <w:rStyle w:val="SectionNumber"/>
-        </w:rPr>
-        <w:t xml:space="preserve">1.6.2</w:t>
-      </w:r>
-      <w:r>
-        <w:tab/>
-      </w:r>
       <w:r>
         <w:t xml:space="preserve">5.2 International Work</w:t>
       </w:r>
@@ -780,15 +690,6 @@
       <w:pPr>
         <w:pStyle w:val="Heading2"/>
       </w:pPr>
-      <w:r>
-        <w:rPr>
-          <w:rStyle w:val="SectionNumber"/>
-        </w:rPr>
-        <w:t xml:space="preserve">1.7</w:t>
-      </w:r>
-      <w:r>
-        <w:tab/>
-      </w:r>
       <w:r>
         <w:t xml:space="preserve">6. Equipment and Stipend</w:t>
       </w:r>
@@ -872,15 +773,6 @@
         <w:pStyle w:val="Heading2"/>
       </w:pPr>
       <w:r>
-        <w:rPr>
-          <w:rStyle w:val="SectionNumber"/>
-        </w:rPr>
-        <w:t xml:space="preserve">1.8</w:t>
-      </w:r>
-      <w:r>
-        <w:tab/>
-      </w:r>
-      <w:r>
         <w:t xml:space="preserve">7. Workspace Safety Attestation</w:t>
       </w:r>
     </w:p>
@@ -906,15 +798,6 @@
       <w:pPr>
         <w:pStyle w:val="Heading2"/>
       </w:pPr>
-      <w:r>
-        <w:rPr>
-          <w:rStyle w:val="SectionNumber"/>
-        </w:rPr>
-        <w:t xml:space="preserve">1.9</w:t>
-      </w:r>
-      <w:r>
-        <w:tab/>
-      </w:r>
       <w:r>
         <w:t xml:space="preserve">8. Approval Workflow</w:t>
       </w:r>
@@ -986,15 +869,6 @@
         <w:pStyle w:val="Heading2"/>
       </w:pPr>
       <w:r>
-        <w:rPr>
-          <w:rStyle w:val="SectionNumber"/>
-        </w:rPr>
-        <w:t xml:space="preserve">1.10</w:t>
-      </w:r>
-      <w:r>
-        <w:tab/>
-      </w:r>
-      <w:r>
         <w:t xml:space="preserve">9. Modification and Revocation</w:t>
       </w:r>
     </w:p>
@@ -1021,15 +895,6 @@
         <w:pStyle w:val="Heading2"/>
       </w:pPr>
       <w:r>
-        <w:rPr>
-          <w:rStyle w:val="SectionNumber"/>
-        </w:rPr>
-        <w:t xml:space="preserve">1.11</w:t>
-      </w:r>
-      <w:r>
-        <w:tab/>
-      </w:r>
-      <w:r>
         <w:t xml:space="preserve">10. Exceptions</w:t>
       </w:r>
     </w:p>
@@ -1048,15 +913,6 @@
         <w:pStyle w:val="Heading2"/>
       </w:pPr>
       <w:r>
-        <w:rPr>
-          <w:rStyle w:val="SectionNumber"/>
-        </w:rPr>
-        <w:t xml:space="preserve">1.12</w:t>
-      </w:r>
-      <w:r>
-        <w:tab/>
-      </w:r>
-      <w:r>
         <w:t xml:space="preserve">11. Enforcement</w:t>
       </w:r>
     </w:p>
@@ -1074,15 +930,6 @@
       <w:pPr>
         <w:pStyle w:val="Heading2"/>
       </w:pPr>
-      <w:r>
-        <w:rPr>
-          <w:rStyle w:val="SectionNumber"/>
-        </w:rPr>
-        <w:t xml:space="preserve">1.13</w:t>
-      </w:r>
-      <w:r>
-        <w:tab/>
-      </w:r>
       <w:r>
         <w:t xml:space="preserve">12. Related Documents</w:t>
       </w:r>
@@ -1141,15 +988,6 @@
       <w:pPr>
         <w:pStyle w:val="Heading2"/>
       </w:pPr>
-      <w:r>
-        <w:rPr>
-          <w:rStyle w:val="SectionNumber"/>
-        </w:rPr>
-        <w:t xml:space="preserve">1.14</w:t>
-      </w:r>
-      <w:r>
-        <w:tab/>
-      </w:r>
       <w:r>
         <w:t xml:space="preserve">Version History</w:t>
       </w:r>
